--- a/docs/qa-comparison/weekly-wip-page-qa-round4-deep.docx
+++ b/docs/qa-comparison/weekly-wip-page-qa-round4-deep.docx
@@ -238,6 +238,27 @@
           <w:color w:val="1A1A1A"/>
           <w:sz w:val="20"/>
         </w:rPr>
+        <w:t xml:space="preserve">Where to see: </w:t>
+      </w:r>
+      <w:r>
+        <w:rPr>
+          <w:color w:val="1A1A1A"/>
+          <w:sz w:val="20"/>
+        </w:rPr>
+        <w:t>Weekly WIP page → Agenda tab → top of the section list. Look for a New clients section above Top priority.</w:t>
+      </w:r>
+    </w:p>
+    <w:p>
+      <w:pPr>
+        <w:spacing w:after="60"/>
+        <w:ind w:left="230"/>
+      </w:pPr>
+      <w:r>
+        <w:rPr>
+          <w:b/>
+          <w:color w:val="1A1A1A"/>
+          <w:sz w:val="20"/>
+        </w:rPr>
         <w:t xml:space="preserve">Where it stood: </w:t>
       </w:r>
       <w:r>
@@ -391,6 +412,27 @@
         </w:tc>
       </w:tr>
     </w:tbl>
+    <w:p>
+      <w:pPr>
+        <w:spacing w:after="60"/>
+        <w:ind w:left="230"/>
+      </w:pPr>
+      <w:r>
+        <w:rPr>
+          <w:b/>
+          <w:color w:val="1A1A1A"/>
+          <w:sz w:val="20"/>
+        </w:rPr>
+        <w:t xml:space="preserve">Where to see: </w:t>
+      </w:r>
+      <w:r>
+        <w:rPr>
+          <w:color w:val="1A1A1A"/>
+          <w:sz w:val="20"/>
+        </w:rPr>
+        <w:t>Weekly WIP page → top right of the page → NEXT MEETING block.</w:t>
+      </w:r>
+    </w:p>
     <w:p>
       <w:pPr>
         <w:spacing w:after="60"/>
@@ -599,6 +641,27 @@
           <w:color w:val="1A1A1A"/>
           <w:sz w:val="20"/>
         </w:rPr>
+        <w:t xml:space="preserve">Where to see: </w:t>
+      </w:r>
+      <w:r>
+        <w:rPr>
+          <w:color w:val="1A1A1A"/>
+          <w:sz w:val="20"/>
+        </w:rPr>
+        <w:t>Weekly WIP page → Agenda tab → Top priority section header → count on the right.</w:t>
+      </w:r>
+    </w:p>
+    <w:p>
+      <w:pPr>
+        <w:spacing w:after="60"/>
+        <w:ind w:left="230"/>
+      </w:pPr>
+      <w:r>
+        <w:rPr>
+          <w:b/>
+          <w:color w:val="1A1A1A"/>
+          <w:sz w:val="20"/>
+        </w:rPr>
         <w:t xml:space="preserve">Where it stood: </w:t>
       </w:r>
       <w:r>
@@ -763,6 +826,27 @@
           <w:color w:val="1A1A1A"/>
           <w:sz w:val="20"/>
         </w:rPr>
+        <w:t xml:space="preserve">Where to see: </w:t>
+      </w:r>
+      <w:r>
+        <w:rPr>
+          <w:color w:val="1A1A1A"/>
+          <w:sz w:val="20"/>
+        </w:rPr>
+        <w:t>Weekly WIP page → top of the page (eyebrow + h1 + subtitle).</w:t>
+      </w:r>
+    </w:p>
+    <w:p>
+      <w:pPr>
+        <w:spacing w:after="60"/>
+        <w:ind w:left="230"/>
+      </w:pPr>
+      <w:r>
+        <w:rPr>
+          <w:b/>
+          <w:color w:val="1A1A1A"/>
+          <w:sz w:val="20"/>
+        </w:rPr>
         <w:t xml:space="preserve">Where it stood: </w:t>
       </w:r>
       <w:r>
@@ -895,6 +979,27 @@
         </w:tc>
       </w:tr>
     </w:tbl>
+    <w:p>
+      <w:pPr>
+        <w:spacing w:after="60"/>
+        <w:ind w:left="230"/>
+      </w:pPr>
+      <w:r>
+        <w:rPr>
+          <w:b/>
+          <w:color w:val="1A1A1A"/>
+          <w:sz w:val="20"/>
+        </w:rPr>
+        <w:t xml:space="preserve">Where to see: </w:t>
+      </w:r>
+      <w:r>
+        <w:rPr>
+          <w:color w:val="1A1A1A"/>
+          <w:sz w:val="20"/>
+        </w:rPr>
+        <w:t>Weekly WIP page → just below the title (Agenda / Live meeting tabs).</w:t>
+      </w:r>
+    </w:p>
     <w:p>
       <w:pPr>
         <w:spacing w:after="60"/>
@@ -1049,6 +1154,27 @@
           <w:color w:val="1A1A1A"/>
           <w:sz w:val="20"/>
         </w:rPr>
+        <w:t xml:space="preserve">Where to see: </w:t>
+      </w:r>
+      <w:r>
+        <w:rPr>
+          <w:color w:val="1A1A1A"/>
+          <w:sz w:val="20"/>
+        </w:rPr>
+        <w:t>Weekly WIP page → action bar above the agenda sections.</w:t>
+      </w:r>
+    </w:p>
+    <w:p>
+      <w:pPr>
+        <w:spacing w:after="60"/>
+        <w:ind w:left="230"/>
+      </w:pPr>
+      <w:r>
+        <w:rPr>
+          <w:b/>
+          <w:color w:val="1A1A1A"/>
+          <w:sz w:val="20"/>
+        </w:rPr>
         <w:t xml:space="preserve">Where it stood: </w:t>
       </w:r>
       <w:r>
@@ -1181,6 +1307,27 @@
         </w:tc>
       </w:tr>
     </w:tbl>
+    <w:p>
+      <w:pPr>
+        <w:spacing w:after="60"/>
+        <w:ind w:left="230"/>
+      </w:pPr>
+      <w:r>
+        <w:rPr>
+          <w:b/>
+          <w:color w:val="1A1A1A"/>
+          <w:sz w:val="20"/>
+        </w:rPr>
+        <w:t xml:space="preserve">Where to see: </w:t>
+      </w:r>
+      <w:r>
+        <w:rPr>
+          <w:color w:val="1A1A1A"/>
+          <w:sz w:val="20"/>
+        </w:rPr>
+        <w:t>Weekly WIP page → Agenda tab → scroll through the section blocks.</w:t>
+      </w:r>
+    </w:p>
     <w:p>
       <w:pPr>
         <w:spacing w:after="60"/>
@@ -1335,6 +1482,27 @@
           <w:color w:val="1A1A1A"/>
           <w:sz w:val="20"/>
         </w:rPr>
+        <w:t xml:space="preserve">Where to see: </w:t>
+      </w:r>
+      <w:r>
+        <w:rPr>
+          <w:color w:val="1A1A1A"/>
+          <w:sz w:val="20"/>
+        </w:rPr>
+        <w:t>Weekly WIP page → click the Live meeting tab.</w:t>
+      </w:r>
+    </w:p>
+    <w:p>
+      <w:pPr>
+        <w:spacing w:after="60"/>
+        <w:ind w:left="230"/>
+      </w:pPr>
+      <w:r>
+        <w:rPr>
+          <w:b/>
+          <w:color w:val="1A1A1A"/>
+          <w:sz w:val="20"/>
+        </w:rPr>
         <w:t xml:space="preserve">Where it stood: </w:t>
       </w:r>
       <w:r>
@@ -1467,6 +1635,27 @@
         </w:tc>
       </w:tr>
     </w:tbl>
+    <w:p>
+      <w:pPr>
+        <w:spacing w:after="60"/>
+        <w:ind w:left="230"/>
+      </w:pPr>
+      <w:r>
+        <w:rPr>
+          <w:b/>
+          <w:color w:val="1A1A1A"/>
+          <w:sz w:val="20"/>
+        </w:rPr>
+        <w:t xml:space="preserve">Where to see: </w:t>
+      </w:r>
+      <w:r>
+        <w:rPr>
+          <w:color w:val="1A1A1A"/>
+          <w:sz w:val="20"/>
+        </w:rPr>
+        <w:t>Weekly WIP page → various: + Add agenda item, Send pre-read, click on agenda task, Start meeting.</w:t>
+      </w:r>
+    </w:p>
     <w:p>
       <w:pPr>
         <w:spacing w:after="60"/>
